--- a/examples/change_point/doc/15-ensemble-fuzzy-har_ensemble_fuzzy.docx
+++ b/examples/change_point/doc/15-ensemble-fuzzy-har_ensemble_fuzzy.docx
@@ -372,7 +372,7 @@
               <a:graphicData uri="http://schemas.openxmlformats.org/drawingml/2006/picture">
                 <pic:pic>
                   <pic:nvPicPr>
-                    <pic:cNvPr descr="C:\Git\dal\harbinger\examples\change_point\doc\15-ensemble-fuzzy-har_ensemble_fuzzy_files/4f4ce4687c1c53204a4ba0018184fb17fe4ee490.png" id="11" name="Picture"/>
+                    <pic:cNvPr descr="/home/gpca/harbinger/examples/change_point/doc/15-ensemble-fuzzy-har_ensemble_fuzzy_files/80010e185589bcb5d748341f672eea0411b2b1d4.png" id="11" name="Picture"/>
                     <pic:cNvPicPr>
                       <a:picLocks noChangeArrowheads="1" noChangeAspect="1"/>
                     </pic:cNvPicPr>

--- a/examples/change_point/doc/15-ensemble-fuzzy-har_ensemble_fuzzy.docx
+++ b/examples/change_point/doc/15-ensemble-fuzzy-har_ensemble_fuzzy.docx
@@ -372,7 +372,7 @@
               <a:graphicData uri="http://schemas.openxmlformats.org/drawingml/2006/picture">
                 <pic:pic>
                   <pic:nvPicPr>
-                    <pic:cNvPr descr="/home/gpca/harbinger/examples/change_point/doc/15-ensemble-fuzzy-har_ensemble_fuzzy_files/80010e185589bcb5d748341f672eea0411b2b1d4.png" id="11" name="Picture"/>
+                    <pic:cNvPr descr="C:\Git\dal\harbinger\examples\change_point\doc\15-ensemble-fuzzy-har_ensemble_fuzzy_files/6a1473f6568cdc5f615be95146a6ce888052038d.png" id="11" name="Picture"/>
                     <pic:cNvPicPr>
                       <a:picLocks noChangeArrowheads="1" noChangeAspect="1"/>
                     </pic:cNvPicPr>

--- a/examples/change_point/doc/15-ensemble-fuzzy-har_ensemble_fuzzy.docx
+++ b/examples/change_point/doc/15-ensemble-fuzzy-har_ensemble_fuzzy.docx
@@ -372,7 +372,7 @@
               <a:graphicData uri="http://schemas.openxmlformats.org/drawingml/2006/picture">
                 <pic:pic>
                   <pic:nvPicPr>
-                    <pic:cNvPr descr="C:\Git\dal\harbinger\examples\change_point\doc\15-ensemble-fuzzy-har_ensemble_fuzzy_files/6a1473f6568cdc5f615be95146a6ce888052038d.png" id="11" name="Picture"/>
+                    <pic:cNvPr descr="/home/gpca/harbinger/examples/change_point/doc/15-ensemble-fuzzy-har_ensemble_fuzzy_files/80010e185589bcb5d748341f672eea0411b2b1d4.png" id="11" name="Picture"/>
                     <pic:cNvPicPr>
                       <a:picLocks noChangeArrowheads="1" noChangeAspect="1"/>
                     </pic:cNvPicPr>

--- a/examples/change_point/doc/15-ensemble-fuzzy-har_ensemble_fuzzy.docx
+++ b/examples/change_point/doc/15-ensemble-fuzzy-har_ensemble_fuzzy.docx
@@ -2,12 +2,21 @@
 <file path=word/document.xml><?xml version="1.0" encoding="utf-8"?>
 <w:document xmlns:w="http://schemas.openxmlformats.org/wordprocessingml/2006/main" xmlns:m="http://schemas.openxmlformats.org/officeDocument/2006/math" xmlns:r="http://schemas.openxmlformats.org/officeDocument/2006/relationships" xmlns:o="urn:schemas-microsoft-com:office:office" xmlns:v="urn:schemas-microsoft-com:vml" xmlns:w10="urn:schemas-microsoft-com:office:word" xmlns:a="http://schemas.openxmlformats.org/drawingml/2006/main" xmlns:pic="http://schemas.openxmlformats.org/drawingml/2006/picture" xmlns:wp="http://schemas.openxmlformats.org/drawingml/2006/wordprocessingDrawing">
   <w:body>
-    <w:p>
-      <w:pPr>
-        <w:pStyle w:val="Title"/>
-      </w:pPr>
-      <w:r>
-        <w:t xml:space="preserve">Fuzzy Ensemble with</w:t>
+    <w:bookmarkStart w:id="9" w:name="objective"/>
+    <w:p>
+      <w:pPr>
+        <w:pStyle w:val="Heading2"/>
+      </w:pPr>
+      <w:r>
+        <w:t xml:space="preserve">Objective</w:t>
+      </w:r>
+    </w:p>
+    <w:p>
+      <w:pPr>
+        <w:pStyle w:val="FirstParagraph"/>
+      </w:pPr>
+      <w:r>
+        <w:t xml:space="preserve">This notebook demonstrates the fuzzy ensemble</w:t>
       </w:r>
       <w:r>
         <w:t xml:space="preserve"> </w:t>
@@ -18,6 +27,241 @@
         </w:rPr>
         <w:t xml:space="preserve">har_ensemble_fuzzy()</w:t>
       </w:r>
+      <w:r>
+        <w:t xml:space="preserve"> </w:t>
+      </w:r>
+      <w:r>
+        <w:t xml:space="preserve">using a</w:t>
+      </w:r>
+      <w:r>
+        <w:t xml:space="preserve"> </w:t>
+      </w:r>
+      <w:r>
+        <w:t xml:space="preserve">set of change-point detectors that behave better on the</w:t>
+      </w:r>
+      <w:r>
+        <w:t xml:space="preserve"> </w:t>
+      </w:r>
+      <w:r>
+        <w:rPr>
+          <w:rStyle w:val="VerbatimChar"/>
+        </w:rPr>
+        <w:t xml:space="preserve">simple</w:t>
+      </w:r>
+      <w:r>
+        <w:t xml:space="preserve"> </w:t>
+      </w:r>
+      <w:r>
+        <w:t xml:space="preserve">benchmark than</w:t>
+      </w:r>
+      <w:r>
+        <w:t xml:space="preserve"> </w:t>
+      </w:r>
+      <w:r>
+        <w:t xml:space="preserve">the previous placeholder combination.</w:t>
+      </w:r>
+    </w:p>
+    <w:p>
+      <w:pPr>
+        <w:pStyle w:val="Compact"/>
+        <w:numPr>
+          <w:ilvl w:val="0"/>
+          <w:numId w:val="1001"/>
+        </w:numPr>
+      </w:pPr>
+      <w:r>
+        <w:t xml:space="preserve">load and visualize the simple change-point dataset</w:t>
+      </w:r>
+    </w:p>
+    <w:p>
+      <w:pPr>
+        <w:pStyle w:val="Compact"/>
+        <w:numPr>
+          <w:ilvl w:val="0"/>
+          <w:numId w:val="1001"/>
+        </w:numPr>
+      </w:pPr>
+      <w:r>
+        <w:t xml:space="preserve">configure a fuzzy ensemble with stronger base detectors</w:t>
+      </w:r>
+    </w:p>
+    <w:p>
+      <w:pPr>
+        <w:pStyle w:val="Compact"/>
+        <w:numPr>
+          <w:ilvl w:val="0"/>
+          <w:numId w:val="1001"/>
+        </w:numPr>
+      </w:pPr>
+      <w:r>
+        <w:t xml:space="preserve">inspect the final detection and the ensemble score plot</w:t>
+      </w:r>
+    </w:p>
+    <w:bookmarkEnd w:id="9"/>
+    <w:bookmarkStart w:id="10" w:name="method-at-a-glance"/>
+    <w:p>
+      <w:pPr>
+        <w:pStyle w:val="Heading2"/>
+      </w:pPr>
+      <w:r>
+        <w:t xml:space="preserve">Method at a glance</w:t>
+      </w:r>
+    </w:p>
+    <w:p>
+      <w:pPr>
+        <w:pStyle w:val="FirstParagraph"/>
+      </w:pPr>
+      <w:r>
+        <w:t xml:space="preserve">The fuzzy ensemble aggregates detector outputs as scores, allows temporal</w:t>
+      </w:r>
+      <w:r>
+        <w:t xml:space="preserve"> </w:t>
+      </w:r>
+      <w:r>
+        <w:t xml:space="preserve">fuzzification around nearby detections, and can apply non-maximum suppression</w:t>
+      </w:r>
+      <w:r>
+        <w:t xml:space="preserve"> </w:t>
+      </w:r>
+      <w:r>
+        <w:t xml:space="preserve">to keep the most representative event in a local neighborhood.</w:t>
+      </w:r>
+    </w:p>
+    <w:bookmarkEnd w:id="10"/>
+    <w:bookmarkStart w:id="11" w:name="experimental-choice"/>
+    <w:p>
+      <w:pPr>
+        <w:pStyle w:val="Heading2"/>
+      </w:pPr>
+      <w:r>
+        <w:t xml:space="preserve">Experimental choice</w:t>
+      </w:r>
+    </w:p>
+    <w:p>
+      <w:pPr>
+        <w:pStyle w:val="FirstParagraph"/>
+      </w:pPr>
+      <w:r>
+        <w:t xml:space="preserve">For this example, the ensemble members are chosen because they behave better on</w:t>
+      </w:r>
+      <w:r>
+        <w:t xml:space="preserve"> </w:t>
+      </w:r>
+      <w:r>
+        <w:rPr>
+          <w:rStyle w:val="VerbatimChar"/>
+        </w:rPr>
+        <w:t xml:space="preserve">examples_changepoints$simple</w:t>
+      </w:r>
+      <w:r>
+        <w:t xml:space="preserve">:</w:t>
+      </w:r>
+    </w:p>
+    <w:p>
+      <w:pPr>
+        <w:pStyle w:val="Compact"/>
+        <w:numPr>
+          <w:ilvl w:val="0"/>
+          <w:numId w:val="1002"/>
+        </w:numPr>
+      </w:pPr>
+      <w:r>
+        <w:rPr>
+          <w:rStyle w:val="VerbatimChar"/>
+        </w:rPr>
+        <w:t xml:space="preserve">hcp_scp(sw = 30)</w:t>
+      </w:r>
+      <w:r>
+        <w:t xml:space="preserve">: exact hit on the labeled changepoint in this dataset</w:t>
+      </w:r>
+    </w:p>
+    <w:p>
+      <w:pPr>
+        <w:pStyle w:val="Compact"/>
+        <w:numPr>
+          <w:ilvl w:val="0"/>
+          <w:numId w:val="1002"/>
+        </w:numPr>
+      </w:pPr>
+      <w:r>
+        <w:rPr>
+          <w:rStyle w:val="VerbatimChar"/>
+        </w:rPr>
+        <w:t xml:space="preserve">hcp_chow()</w:t>
+      </w:r>
+      <w:r>
+        <w:t xml:space="preserve">: exact hit on the labeled changepoint in this dataset</w:t>
+      </w:r>
+    </w:p>
+    <w:p>
+      <w:pPr>
+        <w:pStyle w:val="Compact"/>
+        <w:numPr>
+          <w:ilvl w:val="0"/>
+          <w:numId w:val="1002"/>
+        </w:numPr>
+      </w:pPr>
+      <w:r>
+        <w:rPr>
+          <w:rStyle w:val="VerbatimChar"/>
+        </w:rPr>
+        <w:t xml:space="preserve">hcp_cf_arima(sw_size = 10)</w:t>
+      </w:r>
+      <w:r>
+        <w:t xml:space="preserve">: near-hit around the same transition, useful for</w:t>
+      </w:r>
+      <w:r>
+        <w:t xml:space="preserve"> </w:t>
+      </w:r>
+      <w:r>
+        <w:t xml:space="preserve">reinforcing the neighborhood under fuzzy aggregation</w:t>
+      </w:r>
+    </w:p>
+    <w:bookmarkEnd w:id="11"/>
+    <w:bookmarkStart w:id="18" w:name="what-you-will-do"/>
+    <w:p>
+      <w:pPr>
+        <w:pStyle w:val="Heading2"/>
+      </w:pPr>
+      <w:r>
+        <w:t xml:space="preserve">What you will do</w:t>
+      </w:r>
+    </w:p>
+    <w:p>
+      <w:pPr>
+        <w:pStyle w:val="Compact"/>
+        <w:numPr>
+          <w:ilvl w:val="0"/>
+          <w:numId w:val="1003"/>
+        </w:numPr>
+      </w:pPr>
+      <w:r>
+        <w:t xml:space="preserve">inspect a stronger ensemble composition for this benchmark</w:t>
+      </w:r>
+    </w:p>
+    <w:p>
+      <w:pPr>
+        <w:pStyle w:val="Compact"/>
+        <w:numPr>
+          <w:ilvl w:val="0"/>
+          <w:numId w:val="1003"/>
+        </w:numPr>
+      </w:pPr>
+      <w:r>
+        <w:t xml:space="preserve">fit the ensemble and run detection</w:t>
+      </w:r>
+    </w:p>
+    <w:p>
+      <w:pPr>
+        <w:pStyle w:val="Compact"/>
+        <w:numPr>
+          <w:ilvl w:val="0"/>
+          <w:numId w:val="1003"/>
+        </w:numPr>
+      </w:pPr>
+      <w:r>
+        <w:t xml:space="preserve">visualize the fused score over the series</w:t>
+      </w:r>
     </w:p>
     <w:p>
       <w:pPr>
@@ -25,8 +269,78 @@
       </w:pPr>
       <w:r>
         <w:rPr>
+          <w:rStyle w:val="CommentTok"/>
+        </w:rPr>
+        <w:t xml:space="preserve"># Install Harbinger (if needed)</w:t>
+      </w:r>
+      <w:r>
+        <w:br/>
+      </w:r>
+      <w:r>
+        <w:rPr>
+          <w:rStyle w:val="CommentTok"/>
+        </w:rPr>
+        <w:t xml:space="preserve"># install.packages("harbinger")</w:t>
+      </w:r>
+    </w:p>
+    <w:p>
+      <w:pPr>
+        <w:pStyle w:val="SourceCode"/>
+      </w:pPr>
+      <w:r>
+        <w:rPr>
+          <w:rStyle w:val="CommentTok"/>
+        </w:rPr>
+        <w:t xml:space="preserve"># Load required packages</w:t>
+      </w:r>
+      <w:r>
+        <w:br/>
+      </w:r>
+      <w:r>
+        <w:rPr>
           <w:rStyle w:val="FunctionTok"/>
         </w:rPr>
+        <w:t xml:space="preserve">library</w:t>
+      </w:r>
+      <w:r>
+        <w:rPr>
+          <w:rStyle w:val="NormalTok"/>
+        </w:rPr>
+        <w:t xml:space="preserve">(daltoolbox)</w:t>
+      </w:r>
+      <w:r>
+        <w:br/>
+      </w:r>
+      <w:r>
+        <w:rPr>
+          <w:rStyle w:val="FunctionTok"/>
+        </w:rPr>
+        <w:t xml:space="preserve">library</w:t>
+      </w:r>
+      <w:r>
+        <w:rPr>
+          <w:rStyle w:val="NormalTok"/>
+        </w:rPr>
+        <w:t xml:space="preserve">(harbinger)</w:t>
+      </w:r>
+    </w:p>
+    <w:p>
+      <w:pPr>
+        <w:pStyle w:val="SourceCode"/>
+      </w:pPr>
+      <w:r>
+        <w:rPr>
+          <w:rStyle w:val="CommentTok"/>
+        </w:rPr>
+        <w:t xml:space="preserve"># Load example change-point datasets</w:t>
+      </w:r>
+      <w:r>
+        <w:br/>
+      </w:r>
+      <w:r>
+        <w:rPr>
+          <w:rStyle w:val="FunctionTok"/>
+        </w:rPr>
         <w:t xml:space="preserve">data</w:t>
       </w:r>
       <w:r>
@@ -35,6 +349,17 @@
         </w:rPr>
         <w:t xml:space="preserve">(examples_changepoints)</w:t>
       </w:r>
+    </w:p>
+    <w:p>
+      <w:pPr>
+        <w:pStyle w:val="SourceCode"/>
+      </w:pPr>
+      <w:r>
+        <w:rPr>
+          <w:rStyle w:val="CommentTok"/>
+        </w:rPr>
+        <w:t xml:space="preserve"># Select the simple dataset</w:t>
+      </w:r>
       <w:r>
         <w:br/>
       </w:r>
@@ -72,31 +397,101 @@
         <w:br/>
       </w:r>
       <w:r>
+        <w:rPr>
+          <w:rStyle w:val="FunctionTok"/>
+        </w:rPr>
+        <w:t xml:space="preserve">head</w:t>
+      </w:r>
+      <w:r>
+        <w:rPr>
+          <w:rStyle w:val="NormalTok"/>
+        </w:rPr>
+        <w:t xml:space="preserve">(dataset)</w:t>
+      </w:r>
+    </w:p>
+    <w:p>
+      <w:pPr>
+        <w:pStyle w:val="SourceCode"/>
+      </w:pPr>
+      <w:r>
+        <w:rPr>
+          <w:rStyle w:val="VerbatimChar"/>
+        </w:rPr>
+        <w:t xml:space="preserve">##   serie event</w:t>
+      </w:r>
+      <w:r>
         <w:br/>
       </w:r>
       <w:r>
         <w:rPr>
-          <w:rStyle w:val="NormalTok"/>
-        </w:rPr>
-        <w:t xml:space="preserve">model </w:t>
-      </w:r>
-      <w:r>
-        <w:rPr>
-          <w:rStyle w:val="OtherTok"/>
-        </w:rPr>
-        <w:t xml:space="preserve">&lt;-</w:t>
-      </w:r>
-      <w:r>
-        <w:rPr>
-          <w:rStyle w:val="NormalTok"/>
-        </w:rPr>
-        <w:t xml:space="preserve"> </w:t>
+          <w:rStyle w:val="VerbatimChar"/>
+        </w:rPr>
+        <w:t xml:space="preserve">## 1  0.00 FALSE</w:t>
+      </w:r>
+      <w:r>
+        <w:br/>
+      </w:r>
+      <w:r>
+        <w:rPr>
+          <w:rStyle w:val="VerbatimChar"/>
+        </w:rPr>
+        <w:t xml:space="preserve">## 2  0.25 FALSE</w:t>
+      </w:r>
+      <w:r>
+        <w:br/>
+      </w:r>
+      <w:r>
+        <w:rPr>
+          <w:rStyle w:val="VerbatimChar"/>
+        </w:rPr>
+        <w:t xml:space="preserve">## 3  0.50 FALSE</w:t>
+      </w:r>
+      <w:r>
+        <w:br/>
+      </w:r>
+      <w:r>
+        <w:rPr>
+          <w:rStyle w:val="VerbatimChar"/>
+        </w:rPr>
+        <w:t xml:space="preserve">## 4  0.75 FALSE</w:t>
+      </w:r>
+      <w:r>
+        <w:br/>
+      </w:r>
+      <w:r>
+        <w:rPr>
+          <w:rStyle w:val="VerbatimChar"/>
+        </w:rPr>
+        <w:t xml:space="preserve">## 5  1.00 FALSE</w:t>
+      </w:r>
+      <w:r>
+        <w:br/>
+      </w:r>
+      <w:r>
+        <w:rPr>
+          <w:rStyle w:val="VerbatimChar"/>
+        </w:rPr>
+        <w:t xml:space="preserve">## 6  1.25 FALSE</w:t>
+      </w:r>
+    </w:p>
+    <w:p>
+      <w:pPr>
+        <w:pStyle w:val="SourceCode"/>
+      </w:pPr>
+      <w:r>
+        <w:rPr>
+          <w:rStyle w:val="CommentTok"/>
+        </w:rPr>
+        <w:t xml:space="preserve"># Plot the raw time series</w:t>
+      </w:r>
+      <w:r>
+        <w:br/>
       </w:r>
       <w:r>
         <w:rPr>
           <w:rStyle w:val="FunctionTok"/>
         </w:rPr>
-        <w:t xml:space="preserve">har_ensemble_fuzzy</w:t>
+        <w:t xml:space="preserve">har_plot</w:t>
       </w:r>
       <w:r>
         <w:rPr>
@@ -108,242 +503,13 @@
         <w:rPr>
           <w:rStyle w:val="FunctionTok"/>
         </w:rPr>
-        <w:t xml:space="preserve">hcp_amoc</w:t>
-      </w:r>
-      <w:r>
-        <w:rPr>
-          <w:rStyle w:val="NormalTok"/>
-        </w:rPr>
-        <w:t xml:space="preserve">(), </w:t>
-      </w:r>
-      <w:r>
-        <w:rPr>
-          <w:rStyle w:val="FunctionTok"/>
-        </w:rPr>
-        <w:t xml:space="preserve">hcp_pelt</w:t>
-      </w:r>
-      <w:r>
-        <w:rPr>
-          <w:rStyle w:val="NormalTok"/>
-        </w:rPr>
-        <w:t xml:space="preserve">(), </w:t>
-      </w:r>
-      <w:r>
-        <w:rPr>
-          <w:rStyle w:val="FunctionTok"/>
-        </w:rPr>
-        <w:t xml:space="preserve">hcp_cf_lr</w:t>
-      </w:r>
-      <w:r>
-        <w:rPr>
-          <w:rStyle w:val="NormalTok"/>
-        </w:rPr>
-        <w:t xml:space="preserve">())</w:t>
-      </w:r>
-      <w:r>
-        <w:br/>
-      </w:r>
-      <w:r>
-        <w:rPr>
-          <w:rStyle w:val="NormalTok"/>
-        </w:rPr>
-        <w:t xml:space="preserve">model </w:t>
-      </w:r>
-      <w:r>
-        <w:rPr>
-          <w:rStyle w:val="OtherTok"/>
-        </w:rPr>
-        <w:t xml:space="preserve">&lt;-</w:t>
-      </w:r>
-      <w:r>
-        <w:rPr>
-          <w:rStyle w:val="NormalTok"/>
-        </w:rPr>
-        <w:t xml:space="preserve"> </w:t>
-      </w:r>
-      <w:r>
-        <w:rPr>
-          <w:rStyle w:val="FunctionTok"/>
-        </w:rPr>
-        <w:t xml:space="preserve">fit</w:t>
-      </w:r>
-      <w:r>
-        <w:rPr>
-          <w:rStyle w:val="NormalTok"/>
-        </w:rPr>
-        <w:t xml:space="preserve">(model, dataset</w:t>
-      </w:r>
-      <w:r>
-        <w:rPr>
-          <w:rStyle w:val="SpecialCharTok"/>
-        </w:rPr>
-        <w:t xml:space="preserve">$</w:t>
-      </w:r>
-      <w:r>
-        <w:rPr>
-          <w:rStyle w:val="NormalTok"/>
-        </w:rPr>
-        <w:t xml:space="preserve">serie)</w:t>
-      </w:r>
-      <w:r>
-        <w:br/>
-      </w:r>
-      <w:r>
-        <w:rPr>
-          <w:rStyle w:val="NormalTok"/>
-        </w:rPr>
-        <w:t xml:space="preserve">detection </w:t>
-      </w:r>
-      <w:r>
-        <w:rPr>
-          <w:rStyle w:val="OtherTok"/>
-        </w:rPr>
-        <w:t xml:space="preserve">&lt;-</w:t>
-      </w:r>
-      <w:r>
-        <w:rPr>
-          <w:rStyle w:val="NormalTok"/>
-        </w:rPr>
-        <w:t xml:space="preserve"> </w:t>
-      </w:r>
-      <w:r>
-        <w:rPr>
-          <w:rStyle w:val="FunctionTok"/>
-        </w:rPr>
-        <w:t xml:space="preserve">detect</w:t>
-      </w:r>
-      <w:r>
-        <w:rPr>
-          <w:rStyle w:val="NormalTok"/>
-        </w:rPr>
-        <w:t xml:space="preserve">(model, dataset</w:t>
-      </w:r>
-      <w:r>
-        <w:rPr>
-          <w:rStyle w:val="SpecialCharTok"/>
-        </w:rPr>
-        <w:t xml:space="preserve">$</w:t>
-      </w:r>
-      <w:r>
-        <w:rPr>
-          <w:rStyle w:val="NormalTok"/>
-        </w:rPr>
-        <w:t xml:space="preserve">serie, </w:t>
-      </w:r>
-      <w:r>
-        <w:rPr>
-          <w:rStyle w:val="AttributeTok"/>
-        </w:rPr>
-        <w:t xml:space="preserve">time_tolerance =</w:t>
-      </w:r>
-      <w:r>
-        <w:rPr>
-          <w:rStyle w:val="NormalTok"/>
-        </w:rPr>
-        <w:t xml:space="preserve"> </w:t>
-      </w:r>
-      <w:r>
-        <w:rPr>
-          <w:rStyle w:val="DecValTok"/>
-        </w:rPr>
-        <w:t xml:space="preserve">8</w:t>
-      </w:r>
-      <w:r>
-        <w:rPr>
-          <w:rStyle w:val="NormalTok"/>
-        </w:rPr>
-        <w:t xml:space="preserve">, </w:t>
-      </w:r>
-      <w:r>
-        <w:rPr>
-          <w:rStyle w:val="AttributeTok"/>
-        </w:rPr>
-        <w:t xml:space="preserve">use_nms =</w:t>
-      </w:r>
-      <w:r>
-        <w:rPr>
-          <w:rStyle w:val="NormalTok"/>
-        </w:rPr>
-        <w:t xml:space="preserve"> </w:t>
-      </w:r>
-      <w:r>
-        <w:rPr>
-          <w:rStyle w:val="ConstantTok"/>
-        </w:rPr>
-        <w:t xml:space="preserve">TRUE</w:t>
-      </w:r>
-      <w:r>
-        <w:rPr>
-          <w:rStyle w:val="NormalTok"/>
-        </w:rPr>
-        <w:t xml:space="preserve">)</w:t>
-      </w:r>
-      <w:r>
-        <w:br/>
-      </w:r>
-      <w:r>
-        <w:br/>
-      </w:r>
-      <w:r>
-        <w:rPr>
-          <w:rStyle w:val="FunctionTok"/>
-        </w:rPr>
-        <w:t xml:space="preserve">print</w:t>
-      </w:r>
-      <w:r>
-        <w:rPr>
-          <w:rStyle w:val="NormalTok"/>
-        </w:rPr>
-        <w:t xml:space="preserve">(detection[detection</w:t>
-      </w:r>
-      <w:r>
-        <w:rPr>
-          <w:rStyle w:val="SpecialCharTok"/>
-        </w:rPr>
-        <w:t xml:space="preserve">$</w:t>
-      </w:r>
-      <w:r>
-        <w:rPr>
-          <w:rStyle w:val="NormalTok"/>
-        </w:rPr>
-        <w:t xml:space="preserve">event, ])</w:t>
-      </w:r>
-    </w:p>
-    <w:p>
-      <w:pPr>
-        <w:pStyle w:val="SourceCode"/>
-      </w:pPr>
-      <w:r>
-        <w:rPr>
-          <w:rStyle w:val="VerbatimChar"/>
-        </w:rPr>
-        <w:t xml:space="preserve">##    idx event type</w:t>
-      </w:r>
-      <w:r>
-        <w:br/>
-      </w:r>
-      <w:r>
-        <w:rPr>
-          <w:rStyle w:val="VerbatimChar"/>
-        </w:rPr>
-        <w:t xml:space="preserve">## 81  81  TRUE</w:t>
-      </w:r>
-    </w:p>
-    <w:p>
-      <w:pPr>
-        <w:pStyle w:val="SourceCode"/>
-      </w:pPr>
-      <w:r>
-        <w:rPr>
-          <w:rStyle w:val="FunctionTok"/>
-        </w:rPr>
-        <w:t xml:space="preserve">har_ensemble_plot</w:t>
-      </w:r>
-      <w:r>
-        <w:rPr>
-          <w:rStyle w:val="NormalTok"/>
-        </w:rPr>
-        <w:t xml:space="preserve">(detection, dataset</w:t>
+        <w:t xml:space="preserve">harbinger</w:t>
+      </w:r>
+      <w:r>
+        <w:rPr>
+          <w:rStyle w:val="NormalTok"/>
+        </w:rPr>
+        <w:t xml:space="preserve">(), dataset</w:t>
       </w:r>
       <w:r>
         <w:rPr>
@@ -367,18 +533,18 @@
           <wp:inline>
             <wp:extent cx="4620126" cy="3696101"/>
             <wp:effectExtent b="0" l="0" r="0" t="0"/>
-            <wp:docPr descr="" title="" id="10" name="Picture"/>
+            <wp:docPr descr="" title="" id="13" name="Picture"/>
             <a:graphic>
               <a:graphicData uri="http://schemas.openxmlformats.org/drawingml/2006/picture">
                 <pic:pic>
                   <pic:nvPicPr>
-                    <pic:cNvPr descr="/home/gpca/harbinger/examples/change_point/doc/15-ensemble-fuzzy-har_ensemble_fuzzy_files/80010e185589bcb5d748341f672eea0411b2b1d4.png" id="11" name="Picture"/>
+                    <pic:cNvPr descr="C:\Git\dal\harbinger\examples\change_point\doc\15-ensemble-fuzzy-har_ensemble_fuzzy_files/693e41389f8fe8d7187225776a46ef4a27e40c1f.png" id="14" name="Picture"/>
                     <pic:cNvPicPr>
                       <a:picLocks noChangeArrowheads="1" noChangeAspect="1"/>
                     </pic:cNvPicPr>
                   </pic:nvPicPr>
                   <pic:blipFill>
-                    <a:blip r:embed="rId9"/>
+                    <a:blip r:embed="rId12"/>
                     <a:stretch>
                       <a:fillRect/>
                     </a:stretch>
@@ -405,6 +571,474 @@
         </w:drawing>
       </w:r>
     </w:p>
+    <w:p>
+      <w:pPr>
+        <w:pStyle w:val="SourceCode"/>
+      </w:pPr>
+      <w:r>
+        <w:rPr>
+          <w:rStyle w:val="CommentTok"/>
+        </w:rPr>
+        <w:t xml:space="preserve"># Configure the fuzzy ensemble with stronger base detectors for this dataset</w:t>
+      </w:r>
+      <w:r>
+        <w:br/>
+      </w:r>
+      <w:r>
+        <w:rPr>
+          <w:rStyle w:val="NormalTok"/>
+        </w:rPr>
+        <w:t xml:space="preserve">model </w:t>
+      </w:r>
+      <w:r>
+        <w:rPr>
+          <w:rStyle w:val="OtherTok"/>
+        </w:rPr>
+        <w:t xml:space="preserve">&lt;-</w:t>
+      </w:r>
+      <w:r>
+        <w:rPr>
+          <w:rStyle w:val="NormalTok"/>
+        </w:rPr>
+        <w:t xml:space="preserve"> </w:t>
+      </w:r>
+      <w:r>
+        <w:rPr>
+          <w:rStyle w:val="FunctionTok"/>
+        </w:rPr>
+        <w:t xml:space="preserve">har_ensemble_fuzzy</w:t>
+      </w:r>
+      <w:r>
+        <w:rPr>
+          <w:rStyle w:val="NormalTok"/>
+        </w:rPr>
+        <w:t xml:space="preserve">(</w:t>
+      </w:r>
+      <w:r>
+        <w:br/>
+      </w:r>
+      <w:r>
+        <w:rPr>
+          <w:rStyle w:val="NormalTok"/>
+        </w:rPr>
+        <w:t xml:space="preserve">  </w:t>
+      </w:r>
+      <w:r>
+        <w:rPr>
+          <w:rStyle w:val="FunctionTok"/>
+        </w:rPr>
+        <w:t xml:space="preserve">hcp_scp</w:t>
+      </w:r>
+      <w:r>
+        <w:rPr>
+          <w:rStyle w:val="NormalTok"/>
+        </w:rPr>
+        <w:t xml:space="preserve">(</w:t>
+      </w:r>
+      <w:r>
+        <w:rPr>
+          <w:rStyle w:val="AttributeTok"/>
+        </w:rPr>
+        <w:t xml:space="preserve">sw =</w:t>
+      </w:r>
+      <w:r>
+        <w:rPr>
+          <w:rStyle w:val="NormalTok"/>
+        </w:rPr>
+        <w:t xml:space="preserve"> </w:t>
+      </w:r>
+      <w:r>
+        <w:rPr>
+          <w:rStyle w:val="DecValTok"/>
+        </w:rPr>
+        <w:t xml:space="preserve">30</w:t>
+      </w:r>
+      <w:r>
+        <w:rPr>
+          <w:rStyle w:val="NormalTok"/>
+        </w:rPr>
+        <w:t xml:space="preserve">),</w:t>
+      </w:r>
+      <w:r>
+        <w:br/>
+      </w:r>
+      <w:r>
+        <w:rPr>
+          <w:rStyle w:val="NormalTok"/>
+        </w:rPr>
+        <w:t xml:space="preserve">  </w:t>
+      </w:r>
+      <w:r>
+        <w:rPr>
+          <w:rStyle w:val="FunctionTok"/>
+        </w:rPr>
+        <w:t xml:space="preserve">hcp_chow</w:t>
+      </w:r>
+      <w:r>
+        <w:rPr>
+          <w:rStyle w:val="NormalTok"/>
+        </w:rPr>
+        <w:t xml:space="preserve">(),</w:t>
+      </w:r>
+      <w:r>
+        <w:br/>
+      </w:r>
+      <w:r>
+        <w:rPr>
+          <w:rStyle w:val="NormalTok"/>
+        </w:rPr>
+        <w:t xml:space="preserve">  </w:t>
+      </w:r>
+      <w:r>
+        <w:rPr>
+          <w:rStyle w:val="FunctionTok"/>
+        </w:rPr>
+        <w:t xml:space="preserve">hcp_cf_arima</w:t>
+      </w:r>
+      <w:r>
+        <w:rPr>
+          <w:rStyle w:val="NormalTok"/>
+        </w:rPr>
+        <w:t xml:space="preserve">(</w:t>
+      </w:r>
+      <w:r>
+        <w:rPr>
+          <w:rStyle w:val="AttributeTok"/>
+        </w:rPr>
+        <w:t xml:space="preserve">sw_size =</w:t>
+      </w:r>
+      <w:r>
+        <w:rPr>
+          <w:rStyle w:val="NormalTok"/>
+        </w:rPr>
+        <w:t xml:space="preserve"> </w:t>
+      </w:r>
+      <w:r>
+        <w:rPr>
+          <w:rStyle w:val="DecValTok"/>
+        </w:rPr>
+        <w:t xml:space="preserve">10</w:t>
+      </w:r>
+      <w:r>
+        <w:rPr>
+          <w:rStyle w:val="NormalTok"/>
+        </w:rPr>
+        <w:t xml:space="preserve">)</w:t>
+      </w:r>
+      <w:r>
+        <w:br/>
+      </w:r>
+      <w:r>
+        <w:rPr>
+          <w:rStyle w:val="NormalTok"/>
+        </w:rPr>
+        <w:t xml:space="preserve">)</w:t>
+      </w:r>
+    </w:p>
+    <w:p>
+      <w:pPr>
+        <w:pStyle w:val="SourceCode"/>
+      </w:pPr>
+      <w:r>
+        <w:rPr>
+          <w:rStyle w:val="CommentTok"/>
+        </w:rPr>
+        <w:t xml:space="preserve"># Fit the ensemble</w:t>
+      </w:r>
+      <w:r>
+        <w:br/>
+      </w:r>
+      <w:r>
+        <w:rPr>
+          <w:rStyle w:val="NormalTok"/>
+        </w:rPr>
+        <w:t xml:space="preserve">model </w:t>
+      </w:r>
+      <w:r>
+        <w:rPr>
+          <w:rStyle w:val="OtherTok"/>
+        </w:rPr>
+        <w:t xml:space="preserve">&lt;-</w:t>
+      </w:r>
+      <w:r>
+        <w:rPr>
+          <w:rStyle w:val="NormalTok"/>
+        </w:rPr>
+        <w:t xml:space="preserve"> </w:t>
+      </w:r>
+      <w:r>
+        <w:rPr>
+          <w:rStyle w:val="FunctionTok"/>
+        </w:rPr>
+        <w:t xml:space="preserve">fit</w:t>
+      </w:r>
+      <w:r>
+        <w:rPr>
+          <w:rStyle w:val="NormalTok"/>
+        </w:rPr>
+        <w:t xml:space="preserve">(model, dataset</w:t>
+      </w:r>
+      <w:r>
+        <w:rPr>
+          <w:rStyle w:val="SpecialCharTok"/>
+        </w:rPr>
+        <w:t xml:space="preserve">$</w:t>
+      </w:r>
+      <w:r>
+        <w:rPr>
+          <w:rStyle w:val="NormalTok"/>
+        </w:rPr>
+        <w:t xml:space="preserve">serie)</w:t>
+      </w:r>
+    </w:p>
+    <w:p>
+      <w:pPr>
+        <w:pStyle w:val="SourceCode"/>
+      </w:pPr>
+      <w:r>
+        <w:rPr>
+          <w:rStyle w:val="CommentTok"/>
+        </w:rPr>
+        <w:t xml:space="preserve"># Run detection with temporal fuzzification and non-maximum suppression</w:t>
+      </w:r>
+      <w:r>
+        <w:br/>
+      </w:r>
+      <w:r>
+        <w:rPr>
+          <w:rStyle w:val="NormalTok"/>
+        </w:rPr>
+        <w:t xml:space="preserve">detection </w:t>
+      </w:r>
+      <w:r>
+        <w:rPr>
+          <w:rStyle w:val="OtherTok"/>
+        </w:rPr>
+        <w:t xml:space="preserve">&lt;-</w:t>
+      </w:r>
+      <w:r>
+        <w:rPr>
+          <w:rStyle w:val="NormalTok"/>
+        </w:rPr>
+        <w:t xml:space="preserve"> </w:t>
+      </w:r>
+      <w:r>
+        <w:rPr>
+          <w:rStyle w:val="FunctionTok"/>
+        </w:rPr>
+        <w:t xml:space="preserve">detect</w:t>
+      </w:r>
+      <w:r>
+        <w:rPr>
+          <w:rStyle w:val="NormalTok"/>
+        </w:rPr>
+        <w:t xml:space="preserve">(model, dataset</w:t>
+      </w:r>
+      <w:r>
+        <w:rPr>
+          <w:rStyle w:val="SpecialCharTok"/>
+        </w:rPr>
+        <w:t xml:space="preserve">$</w:t>
+      </w:r>
+      <w:r>
+        <w:rPr>
+          <w:rStyle w:val="NormalTok"/>
+        </w:rPr>
+        <w:t xml:space="preserve">serie, </w:t>
+      </w:r>
+      <w:r>
+        <w:rPr>
+          <w:rStyle w:val="AttributeTok"/>
+        </w:rPr>
+        <w:t xml:space="preserve">time_tolerance =</w:t>
+      </w:r>
+      <w:r>
+        <w:rPr>
+          <w:rStyle w:val="NormalTok"/>
+        </w:rPr>
+        <w:t xml:space="preserve"> </w:t>
+      </w:r>
+      <w:r>
+        <w:rPr>
+          <w:rStyle w:val="DecValTok"/>
+        </w:rPr>
+        <w:t xml:space="preserve">8</w:t>
+      </w:r>
+      <w:r>
+        <w:rPr>
+          <w:rStyle w:val="NormalTok"/>
+        </w:rPr>
+        <w:t xml:space="preserve">, </w:t>
+      </w:r>
+      <w:r>
+        <w:rPr>
+          <w:rStyle w:val="AttributeTok"/>
+        </w:rPr>
+        <w:t xml:space="preserve">use_nms =</w:t>
+      </w:r>
+      <w:r>
+        <w:rPr>
+          <w:rStyle w:val="NormalTok"/>
+        </w:rPr>
+        <w:t xml:space="preserve"> </w:t>
+      </w:r>
+      <w:r>
+        <w:rPr>
+          <w:rStyle w:val="ConstantTok"/>
+        </w:rPr>
+        <w:t xml:space="preserve">TRUE</w:t>
+      </w:r>
+      <w:r>
+        <w:rPr>
+          <w:rStyle w:val="NormalTok"/>
+        </w:rPr>
+        <w:t xml:space="preserve">)</w:t>
+      </w:r>
+    </w:p>
+    <w:p>
+      <w:pPr>
+        <w:pStyle w:val="SourceCode"/>
+      </w:pPr>
+      <w:r>
+        <w:rPr>
+          <w:rStyle w:val="CommentTok"/>
+        </w:rPr>
+        <w:t xml:space="preserve"># Show detected change points</w:t>
+      </w:r>
+      <w:r>
+        <w:br/>
+      </w:r>
+      <w:r>
+        <w:rPr>
+          <w:rStyle w:val="FunctionTok"/>
+        </w:rPr>
+        <w:t xml:space="preserve">print</w:t>
+      </w:r>
+      <w:r>
+        <w:rPr>
+          <w:rStyle w:val="NormalTok"/>
+        </w:rPr>
+        <w:t xml:space="preserve">(detection[detection</w:t>
+      </w:r>
+      <w:r>
+        <w:rPr>
+          <w:rStyle w:val="SpecialCharTok"/>
+        </w:rPr>
+        <w:t xml:space="preserve">$</w:t>
+      </w:r>
+      <w:r>
+        <w:rPr>
+          <w:rStyle w:val="NormalTok"/>
+        </w:rPr>
+        <w:t xml:space="preserve">event, ])</w:t>
+      </w:r>
+    </w:p>
+    <w:p>
+      <w:pPr>
+        <w:pStyle w:val="SourceCode"/>
+      </w:pPr>
+      <w:r>
+        <w:rPr>
+          <w:rStyle w:val="VerbatimChar"/>
+        </w:rPr>
+        <w:t xml:space="preserve">##    idx event type</w:t>
+      </w:r>
+      <w:r>
+        <w:br/>
+      </w:r>
+      <w:r>
+        <w:rPr>
+          <w:rStyle w:val="VerbatimChar"/>
+        </w:rPr>
+        <w:t xml:space="preserve">## 50  50  TRUE</w:t>
+      </w:r>
+    </w:p>
+    <w:p>
+      <w:pPr>
+        <w:pStyle w:val="SourceCode"/>
+      </w:pPr>
+      <w:r>
+        <w:rPr>
+          <w:rStyle w:val="CommentTok"/>
+        </w:rPr>
+        <w:t xml:space="preserve"># Plot the ensemble score over the series</w:t>
+      </w:r>
+      <w:r>
+        <w:br/>
+      </w:r>
+      <w:r>
+        <w:rPr>
+          <w:rStyle w:val="FunctionTok"/>
+        </w:rPr>
+        <w:t xml:space="preserve">har_ensemble_plot</w:t>
+      </w:r>
+      <w:r>
+        <w:rPr>
+          <w:rStyle w:val="NormalTok"/>
+        </w:rPr>
+        <w:t xml:space="preserve">(detection, dataset</w:t>
+      </w:r>
+      <w:r>
+        <w:rPr>
+          <w:rStyle w:val="SpecialCharTok"/>
+        </w:rPr>
+        <w:t xml:space="preserve">$</w:t>
+      </w:r>
+      <w:r>
+        <w:rPr>
+          <w:rStyle w:val="NormalTok"/>
+        </w:rPr>
+        <w:t xml:space="preserve">serie)</w:t>
+      </w:r>
+    </w:p>
+    <w:p>
+      <w:pPr>
+        <w:pStyle w:val="FirstParagraph"/>
+      </w:pPr>
+      <w:r>
+        <w:drawing>
+          <wp:inline>
+            <wp:extent cx="4620126" cy="3696101"/>
+            <wp:effectExtent b="0" l="0" r="0" t="0"/>
+            <wp:docPr descr="" title="" id="16" name="Picture"/>
+            <a:graphic>
+              <a:graphicData uri="http://schemas.openxmlformats.org/drawingml/2006/picture">
+                <pic:pic>
+                  <pic:nvPicPr>
+                    <pic:cNvPr descr="C:\Git\dal\harbinger\examples\change_point\doc\15-ensemble-fuzzy-har_ensemble_fuzzy_files/55c9863f11b00ed2259edd45e7a8eaeefdaaed48.png" id="17" name="Picture"/>
+                    <pic:cNvPicPr>
+                      <a:picLocks noChangeArrowheads="1" noChangeAspect="1"/>
+                    </pic:cNvPicPr>
+                  </pic:nvPicPr>
+                  <pic:blipFill>
+                    <a:blip r:embed="rId15"/>
+                    <a:stretch>
+                      <a:fillRect/>
+                    </a:stretch>
+                  </pic:blipFill>
+                  <pic:spPr bwMode="auto">
+                    <a:xfrm>
+                      <a:off x="0" y="0"/>
+                      <a:ext cx="4620126" cy="3696101"/>
+                    </a:xfrm>
+                    <a:prstGeom prst="rect">
+                      <a:avLst/>
+                    </a:prstGeom>
+                    <a:noFill/>
+                    <a:ln w="9525">
+                      <a:noFill/>
+                      <a:headEnd/>
+                      <a:tailEnd/>
+                    </a:ln>
+                  </pic:spPr>
+                </pic:pic>
+              </a:graphicData>
+            </a:graphic>
+          </wp:inline>
+        </w:drawing>
+      </w:r>
+    </w:p>
+    <w:bookmarkEnd w:id="18"/>
     <w:sectPr>
       <w:footnotePr>
         <w:numRestart w:val="eachSect"/>
@@ -515,8 +1149,120 @@
       </w:pPr>
     </w:lvl>
   </w:abstractNum>
+  <w:abstractNum w:abstractNumId="991">
+    <w:nsid w:val="0000A991"/>
+    <w:multiLevelType w:val="multilevel"/>
+    <w:lvl w:ilvl="0">
+      <w:numFmt w:val="bullet"/>
+      <w:lvlText w:val=""/>
+      <w:lvlJc w:val="left"/>
+      <w:pPr>
+        <w:ind w:left="720" w:hanging="360"/>
+      </w:pPr>
+      <w:rPr>
+        <w:rFonts w:ascii="Symbol" w:hAnsi="Symbol" w:cs="Symbol" w:hint="default"/>
+      </w:rPr>
+    </w:lvl>
+    <w:lvl w:ilvl="1">
+      <w:numFmt w:val="bullet"/>
+      <w:lvlText w:val="o"/>
+      <w:lvlJc w:val="left"/>
+      <w:pPr>
+        <w:ind w:left="1440" w:hanging="360"/>
+      </w:pPr>
+      <w:rPr>
+        <w:rFonts w:ascii="Courier New" w:hAnsi="Courier New" w:cs="Courier New" w:hint="default"/>
+      </w:rPr>
+    </w:lvl>
+    <w:lvl w:ilvl="2">
+      <w:numFmt w:val="bullet"/>
+      <w:lvlText w:val=""/>
+      <w:lvlJc w:val="left"/>
+      <w:pPr>
+        <w:ind w:left="2160" w:hanging="360"/>
+      </w:pPr>
+      <w:rPr>
+        <w:rFonts w:ascii="Wingdings" w:hAnsi="Wingdings" w:cs="Wingdings" w:hint="default"/>
+      </w:rPr>
+    </w:lvl>
+    <w:lvl w:ilvl="3">
+      <w:numFmt w:val="bullet"/>
+      <w:lvlText w:val=""/>
+      <w:lvlJc w:val="left"/>
+      <w:pPr>
+        <w:ind w:left="2880" w:hanging="360"/>
+      </w:pPr>
+      <w:rPr>
+        <w:rFonts w:ascii="Symbol" w:hAnsi="Symbol" w:cs="Symbol" w:hint="default"/>
+      </w:rPr>
+    </w:lvl>
+    <w:lvl w:ilvl="4">
+      <w:numFmt w:val="bullet"/>
+      <w:lvlText w:val="o"/>
+      <w:lvlJc w:val="left"/>
+      <w:pPr>
+        <w:ind w:left="3600" w:hanging="360"/>
+      </w:pPr>
+      <w:rPr>
+        <w:rFonts w:ascii="Courier New" w:hAnsi="Courier New" w:cs="Courier New" w:hint="default"/>
+      </w:rPr>
+    </w:lvl>
+    <w:lvl w:ilvl="5">
+      <w:numFmt w:val="bullet"/>
+      <w:lvlText w:val=""/>
+      <w:lvlJc w:val="left"/>
+      <w:pPr>
+        <w:ind w:left="4320" w:hanging="360"/>
+      </w:pPr>
+      <w:rPr>
+        <w:rFonts w:ascii="Wingdings" w:hAnsi="Wingdings" w:cs="Wingdings" w:hint="default"/>
+      </w:rPr>
+    </w:lvl>
+    <w:lvl w:ilvl="6">
+      <w:numFmt w:val="bullet"/>
+      <w:lvlText w:val=""/>
+      <w:lvlJc w:val="left"/>
+      <w:pPr>
+        <w:ind w:left="5040" w:hanging="360"/>
+      </w:pPr>
+      <w:rPr>
+        <w:rFonts w:ascii="Symbol" w:hAnsi="Symbol" w:cs="Symbol" w:hint="default"/>
+      </w:rPr>
+    </w:lvl>
+    <w:lvl w:ilvl="7">
+      <w:numFmt w:val="bullet"/>
+      <w:lvlText w:val="o"/>
+      <w:lvlJc w:val="left"/>
+      <w:pPr>
+        <w:ind w:left="5760" w:hanging="360"/>
+      </w:pPr>
+      <w:rPr>
+        <w:rFonts w:ascii="Courier New" w:hAnsi="Courier New" w:cs="Courier New" w:hint="default"/>
+      </w:rPr>
+    </w:lvl>
+    <w:lvl w:ilvl="8">
+      <w:numFmt w:val="bullet"/>
+      <w:lvlText w:val=""/>
+      <w:lvlJc w:val="left"/>
+      <w:pPr>
+        <w:ind w:left="6480" w:hanging="360"/>
+      </w:pPr>
+      <w:rPr>
+        <w:rFonts w:ascii="Wingdings" w:hAnsi="Wingdings" w:cs="Wingdings" w:hint="default"/>
+      </w:rPr>
+    </w:lvl>
+  </w:abstractNum>
   <w:num w:numId="1000">
     <w:abstractNumId w:val="990"/>
+  </w:num>
+  <w:num w:numId="1001">
+    <w:abstractNumId w:val="991"/>
+  </w:num>
+  <w:num w:numId="1002">
+    <w:abstractNumId w:val="991"/>
+  </w:num>
+  <w:num w:numId="1003">
+    <w:abstractNumId w:val="991"/>
   </w:num>
 </w:numbering>
 </file>

--- a/examples/change_point/doc/15-ensemble-fuzzy-har_ensemble_fuzzy.docx
+++ b/examples/change_point/doc/15-ensemble-fuzzy-har_ensemble_fuzzy.docx
@@ -538,7 +538,7 @@
               <a:graphicData uri="http://schemas.openxmlformats.org/drawingml/2006/picture">
                 <pic:pic>
                   <pic:nvPicPr>
-                    <pic:cNvPr descr="C:\Git\dal\harbinger\examples\change_point\doc\15-ensemble-fuzzy-har_ensemble_fuzzy_files/693e41389f8fe8d7187225776a46ef4a27e40c1f.png" id="14" name="Picture"/>
+                    <pic:cNvPr descr="/home/gpca/harbinger/examples/change_point/doc/15-ensemble-fuzzy-har_ensemble_fuzzy_files/f03bd9cb08d7edd0f17d89dfe35e557fd3be3ea3.png" id="14" name="Picture"/>
                     <pic:cNvPicPr>
                       <a:picLocks noChangeArrowheads="1" noChangeAspect="1"/>
                     </pic:cNvPicPr>
@@ -1005,7 +1005,7 @@
               <a:graphicData uri="http://schemas.openxmlformats.org/drawingml/2006/picture">
                 <pic:pic>
                   <pic:nvPicPr>
-                    <pic:cNvPr descr="C:\Git\dal\harbinger\examples\change_point\doc\15-ensemble-fuzzy-har_ensemble_fuzzy_files/55c9863f11b00ed2259edd45e7a8eaeefdaaed48.png" id="17" name="Picture"/>
+                    <pic:cNvPr descr="/home/gpca/harbinger/examples/change_point/doc/15-ensemble-fuzzy-har_ensemble_fuzzy_files/0396f8686c4b70cad6a2a0023627a989819d8d00.png" id="17" name="Picture"/>
                     <pic:cNvPicPr>
                       <a:picLocks noChangeArrowheads="1" noChangeAspect="1"/>
                     </pic:cNvPicPr>

--- a/examples/change_point/doc/15-ensemble-fuzzy-har_ensemble_fuzzy.docx
+++ b/examples/change_point/doc/15-ensemble-fuzzy-har_ensemble_fuzzy.docx
@@ -37,7 +37,7 @@
         <w:t xml:space="preserve"> </w:t>
       </w:r>
       <w:r>
-        <w:t xml:space="preserve">set of change-point detectors that behave better on the</w:t>
+        <w:t xml:space="preserve">set of change-point detectors over the same</w:t>
       </w:r>
       <w:r>
         <w:t xml:space="preserve"> </w:t>
@@ -46,19 +46,19 @@
         <w:rPr>
           <w:rStyle w:val="VerbatimChar"/>
         </w:rPr>
-        <w:t xml:space="preserve">simple</w:t>
+        <w:t xml:space="preserve">complex</w:t>
       </w:r>
       <w:r>
         <w:t xml:space="preserve"> </w:t>
       </w:r>
       <w:r>
-        <w:t xml:space="preserve">benchmark than</w:t>
+        <w:t xml:space="preserve">benchmark adopted across</w:t>
       </w:r>
       <w:r>
         <w:t xml:space="preserve"> </w:t>
       </w:r>
       <w:r>
-        <w:t xml:space="preserve">the previous placeholder combination.</w:t>
+        <w:t xml:space="preserve">the change-point examples.</w:t>
       </w:r>
     </w:p>
     <w:p>
@@ -70,7 +70,7 @@
         </w:numPr>
       </w:pPr>
       <w:r>
-        <w:t xml:space="preserve">load and visualize the simple change-point dataset</w:t>
+        <w:t xml:space="preserve">load and visualize the same example change-point dataset used in the AMOC notebook</w:t>
       </w:r>
     </w:p>
     <w:p>
@@ -142,16 +142,22 @@
         <w:pStyle w:val="FirstParagraph"/>
       </w:pPr>
       <w:r>
-        <w:t xml:space="preserve">For this example, the ensemble members are chosen because they behave better on</w:t>
+        <w:t xml:space="preserve">For this example, the ensemble members are chosen to provide complementary</w:t>
       </w:r>
       <w:r>
         <w:t xml:space="preserve"> </w:t>
       </w:r>
       <w:r>
+        <w:t xml:space="preserve">signals on</w:t>
+      </w:r>
+      <w:r>
+        <w:t xml:space="preserve"> </w:t>
+      </w:r>
+      <w:r>
         <w:rPr>
           <w:rStyle w:val="VerbatimChar"/>
         </w:rPr>
-        <w:t xml:space="preserve">examples_changepoints$simple</w:t>
+        <w:t xml:space="preserve">examples_changepoints$complex</w:t>
       </w:r>
       <w:r>
         <w:t xml:space="preserve">:</w:t>
@@ -236,7 +242,7 @@
         </w:numPr>
       </w:pPr>
       <w:r>
-        <w:t xml:space="preserve">inspect a stronger ensemble composition for this benchmark</w:t>
+        <w:t xml:space="preserve">inspect an ensemble composition for this benchmark</w:t>
       </w:r>
     </w:p>
     <w:p>
@@ -358,7 +364,7 @@
         <w:rPr>
           <w:rStyle w:val="CommentTok"/>
         </w:rPr>
-        <w:t xml:space="preserve"># Select the simple dataset</w:t>
+        <w:t xml:space="preserve"># Select the same dataset used in the AMOC example</w:t>
       </w:r>
       <w:r>
         <w:br/>
@@ -391,7 +397,7 @@
         <w:rPr>
           <w:rStyle w:val="NormalTok"/>
         </w:rPr>
-        <w:t xml:space="preserve">simple</w:t>
+        <w:t xml:space="preserve">complex</w:t>
       </w:r>
       <w:r>
         <w:br/>
@@ -417,7 +423,7 @@
         <w:rPr>
           <w:rStyle w:val="VerbatimChar"/>
         </w:rPr>
-        <w:t xml:space="preserve">##   serie event</w:t>
+        <w:t xml:space="preserve">##       serie event</w:t>
       </w:r>
       <w:r>
         <w:br/>
@@ -426,7 +432,7 @@
         <w:rPr>
           <w:rStyle w:val="VerbatimChar"/>
         </w:rPr>
-        <w:t xml:space="preserve">## 1  0.00 FALSE</w:t>
+        <w:t xml:space="preserve">## 1 0.3129618 FALSE</w:t>
       </w:r>
       <w:r>
         <w:br/>
@@ -435,7 +441,7 @@
         <w:rPr>
           <w:rStyle w:val="VerbatimChar"/>
         </w:rPr>
-        <w:t xml:space="preserve">## 2  0.25 FALSE</w:t>
+        <w:t xml:space="preserve">## 2 0.5944808 FALSE</w:t>
       </w:r>
       <w:r>
         <w:br/>
@@ -444,7 +450,7 @@
         <w:rPr>
           <w:rStyle w:val="VerbatimChar"/>
         </w:rPr>
-        <w:t xml:space="preserve">## 3  0.50 FALSE</w:t>
+        <w:t xml:space="preserve">## 3 0.8162731 FALSE</w:t>
       </w:r>
       <w:r>
         <w:br/>
@@ -453,7 +459,7 @@
         <w:rPr>
           <w:rStyle w:val="VerbatimChar"/>
         </w:rPr>
-        <w:t xml:space="preserve">## 4  0.75 FALSE</w:t>
+        <w:t xml:space="preserve">## 4 0.9560557 FALSE</w:t>
       </w:r>
       <w:r>
         <w:br/>
@@ -462,7 +468,7 @@
         <w:rPr>
           <w:rStyle w:val="VerbatimChar"/>
         </w:rPr>
-        <w:t xml:space="preserve">## 5  1.00 FALSE</w:t>
+        <w:t xml:space="preserve">## 5 0.9997847 FALSE</w:t>
       </w:r>
       <w:r>
         <w:br/>
@@ -471,7 +477,7 @@
         <w:rPr>
           <w:rStyle w:val="VerbatimChar"/>
         </w:rPr>
-        <w:t xml:space="preserve">## 6  1.25 FALSE</w:t>
+        <w:t xml:space="preserve">## 6 0.9430667 FALSE</w:t>
       </w:r>
     </w:p>
     <w:p>
@@ -538,7 +544,7 @@
               <a:graphicData uri="http://schemas.openxmlformats.org/drawingml/2006/picture">
                 <pic:pic>
                   <pic:nvPicPr>
-                    <pic:cNvPr descr="/home/gpca/harbinger/examples/change_point/doc/15-ensemble-fuzzy-har_ensemble_fuzzy_files/f03bd9cb08d7edd0f17d89dfe35e557fd3be3ea3.png" id="14" name="Picture"/>
+                    <pic:cNvPr descr="/home/gpca/harbinger/examples/change_point/doc/15-ensemble-fuzzy-har_ensemble_fuzzy_files/2242cd390b7173162c79c5a854b5030be02a2ef2.png" id="14" name="Picture"/>
                     <pic:cNvPicPr>
                       <a:picLocks noChangeArrowheads="1" noChangeAspect="1"/>
                     </pic:cNvPicPr>
@@ -579,7 +585,7 @@
         <w:rPr>
           <w:rStyle w:val="CommentTok"/>
         </w:rPr>
-        <w:t xml:space="preserve"># Configure the fuzzy ensemble with stronger base detectors for this dataset</w:t>
+        <w:t xml:space="preserve"># Configure the fuzzy ensemble for this dataset</w:t>
       </w:r>
       <w:r>
         <w:br/>
@@ -941,7 +947,7 @@
         <w:rPr>
           <w:rStyle w:val="VerbatimChar"/>
         </w:rPr>
-        <w:t xml:space="preserve">##    idx event type</w:t>
+        <w:t xml:space="preserve">##     idx event type</w:t>
       </w:r>
       <w:r>
         <w:br/>
@@ -950,7 +956,7 @@
         <w:rPr>
           <w:rStyle w:val="VerbatimChar"/>
         </w:rPr>
-        <w:t xml:space="preserve">## 50  50  TRUE</w:t>
+        <w:t xml:space="preserve">## 200 200  TRUE</w:t>
       </w:r>
     </w:p>
     <w:p>
@@ -1005,7 +1011,7 @@
               <a:graphicData uri="http://schemas.openxmlformats.org/drawingml/2006/picture">
                 <pic:pic>
                   <pic:nvPicPr>
-                    <pic:cNvPr descr="/home/gpca/harbinger/examples/change_point/doc/15-ensemble-fuzzy-har_ensemble_fuzzy_files/0396f8686c4b70cad6a2a0023627a989819d8d00.png" id="17" name="Picture"/>
+                    <pic:cNvPr descr="/home/gpca/harbinger/examples/change_point/doc/15-ensemble-fuzzy-har_ensemble_fuzzy_files/a6f209a2f3b0896956c9bba2690995ae08bcd68b.png" id="17" name="Picture"/>
                     <pic:cNvPicPr>
                       <a:picLocks noChangeArrowheads="1" noChangeAspect="1"/>
                     </pic:cNvPicPr>

--- a/examples/change_point/doc/15-ensemble-fuzzy-har_ensemble_fuzzy.docx
+++ b/examples/change_point/doc/15-ensemble-fuzzy-har_ensemble_fuzzy.docx
@@ -273,6 +273,45 @@
       <w:pPr>
         <w:pStyle w:val="SourceCode"/>
       </w:pPr>
+      <w:r>
+        <w:rPr>
+          <w:rStyle w:val="FunctionTok"/>
+        </w:rPr>
+        <w:t xml:space="preserve">source</w:t>
+      </w:r>
+      <w:r>
+        <w:rPr>
+          <w:rStyle w:val="NormalTok"/>
+        </w:rPr>
+        <w:t xml:space="preserve">(</w:t>
+      </w:r>
+      <w:r>
+        <w:rPr>
+          <w:rStyle w:val="FunctionTok"/>
+        </w:rPr>
+        <w:t xml:space="preserve">url</w:t>
+      </w:r>
+      <w:r>
+        <w:rPr>
+          <w:rStyle w:val="NormalTok"/>
+        </w:rPr>
+        <w:t xml:space="preserve">(</w:t>
+      </w:r>
+      <w:r>
+        <w:rPr>
+          <w:rStyle w:val="StringTok"/>
+        </w:rPr>
+        <w:t xml:space="preserve">"https://raw.githubusercontent.com/cefet-rj-dal/harbinger/master/examples/seed.R"</w:t>
+      </w:r>
+      <w:r>
+        <w:rPr>
+          <w:rStyle w:val="NormalTok"/>
+        </w:rPr>
+        <w:t xml:space="preserve">))</w:t>
+      </w:r>
+      <w:r>
+        <w:br/>
+      </w:r>
       <w:r>
         <w:rPr>
           <w:rStyle w:val="CommentTok"/>
@@ -750,6 +789,21 @@
           <w:rStyle w:val="CommentTok"/>
         </w:rPr>
         <w:t xml:space="preserve"># Fit the ensemble</w:t>
+      </w:r>
+      <w:r>
+        <w:br/>
+      </w:r>
+      <w:r>
+        <w:rPr>
+          <w:rStyle w:val="FunctionTok"/>
+        </w:rPr>
+        <w:t xml:space="preserve">set_example_seed</w:t>
+      </w:r>
+      <w:r>
+        <w:rPr>
+          <w:rStyle w:val="NormalTok"/>
+        </w:rPr>
+        <w:t xml:space="preserve">()</w:t>
       </w:r>
       <w:r>
         <w:br/>
